--- a/docs/ecostats_lectures/lecture_01/01_02_class_activity.docx
+++ b/docs/ecostats_lectures/lecture_01/01_02_class_activity.docx
@@ -2,22 +2,6 @@
 <file path=word/document.xml><?xml version="1.0" encoding="utf-8"?>
 <w:document xmlns:w="http://schemas.openxmlformats.org/wordprocessingml/2006/main" xmlns:m="http://schemas.openxmlformats.org/officeDocument/2006/math" xmlns:r="http://schemas.openxmlformats.org/officeDocument/2006/relationships" xmlns:o="urn:schemas-microsoft-com:office:office" xmlns:v="urn:schemas-microsoft-com:vml" xmlns:w10="urn:schemas-microsoft-com:office:word" xmlns:a="http://schemas.openxmlformats.org/drawingml/2006/main" xmlns:pic="http://schemas.openxmlformats.org/drawingml/2006/picture" xmlns:wp="http://schemas.openxmlformats.org/drawingml/2006/wordprocessingDrawing">
   <w:body>
-    <w:p>
-      <w:pPr>
-        <w:pStyle w:val="Title"/>
-      </w:pPr>
-      <w:r>
-        <w:t xml:space="preserve">01_Class_Activity</w:t>
-      </w:r>
-    </w:p>
-    <w:p>
-      <w:pPr>
-        <w:pStyle w:val="Author"/>
-      </w:pPr>
-      <w:r>
-        <w:t xml:space="preserve">Bill Perry</w:t>
-      </w:r>
-    </w:p>
     <w:bookmarkStart w:id="20" w:name="in-class-activity-1"/>
     <w:p>
       <w:pPr>
@@ -231,13 +215,13 @@
         <w:t xml:space="preserve">Inductive reasoning approach</w:t>
       </w:r>
     </w:p>
-    <w:bookmarkStart w:id="23" w:name="Xe7f12b345a1bb6812c19c93b6c3ec6a585294cb"/>
+    <w:bookmarkStart w:id="23" w:name="Xa7e83c46a2ba248b0699a909902d7b5b891afe2"/>
     <w:p>
       <w:pPr>
         <w:pStyle w:val="Heading3"/>
       </w:pPr>
       <w:r>
-        <w:t xml:space="preserve">If you were a person that sees the world through an inductive reasoning approach what would you do right now?</w:t>
+        <w:t xml:space="preserve">If you were a person that sees the world through an inductive reasoning approach what would you do right now with the conifers and the effect of sun?</w:t>
       </w:r>
     </w:p>
     <w:p>
@@ -261,19 +245,7 @@
         </w:numPr>
       </w:pPr>
       <w:r>
-        <w:t xml:space="preserve">start measuring needles</w:t>
-      </w:r>
-    </w:p>
-    <w:p>
-      <w:pPr>
-        <w:pStyle w:val="Compact"/>
-        <w:numPr>
-          <w:ilvl w:val="1"/>
-          <w:numId w:val="1005"/>
-        </w:numPr>
-      </w:pPr>
-      <w:r>
-        <w:t xml:space="preserve">then measure needles on another species</w:t>
+        <w:t xml:space="preserve">start measuring needles around the tree</w:t>
       </w:r>
     </w:p>
     <w:p>
@@ -291,7 +263,7 @@
         <w:t xml:space="preserve"> </w:t>
       </w:r>
       <w:r>
-        <w:t xml:space="preserve">or wind</w:t>
+        <w:t xml:space="preserve">or wind or sun</w:t>
       </w:r>
     </w:p>
     <w:p>
@@ -309,7 +281,7 @@
         <w:t xml:space="preserve"> </w:t>
       </w:r>
       <w:r>
-        <w:t xml:space="preserve">lenghts</w:t>
+        <w:t xml:space="preserve">lengths as a response to the treatment</w:t>
       </w:r>
     </w:p>
     <w:bookmarkEnd w:id="23"/>
@@ -371,7 +343,13 @@
         </w:numPr>
       </w:pPr>
       <w:r>
-        <w:t xml:space="preserve">make generalization that weather affects pine needle length</w:t>
+        <w:t xml:space="preserve">make generalization that weather or sun affects pine needle</w:t>
+      </w:r>
+      <w:r>
+        <w:t xml:space="preserve"> </w:t>
+      </w:r>
+      <w:r>
+        <w:t xml:space="preserve">length</w:t>
       </w:r>
     </w:p>
     <w:p>
@@ -436,7 +414,13 @@
         </w:numPr>
       </w:pPr>
       <w:r>
-        <w:t xml:space="preserve">windward side of trees differ from the leeward side of trees</w:t>
+        <w:t xml:space="preserve">windward or sunny side of trees differ from the leeward or shady</w:t>
+      </w:r>
+      <w:r>
+        <w:t xml:space="preserve"> </w:t>
+      </w:r>
+      <w:r>
+        <w:t xml:space="preserve">side of trees</w:t>
       </w:r>
     </w:p>
     <w:p>
@@ -448,16 +432,16 @@
         </w:numPr>
       </w:pPr>
       <w:r>
-        <w:t xml:space="preserve">what might we expect if there is:</w:t>
-      </w:r>
-    </w:p>
-    <w:bookmarkStart w:id="27" w:name="no-effect-of-weather"/>
+        <w:t xml:space="preserve">what might we expect if there is and effect of the treatment</w:t>
+      </w:r>
+    </w:p>
+    <w:bookmarkStart w:id="27" w:name="no-effect-of-sun-or-wind"/>
     <w:p>
       <w:pPr>
         <w:pStyle w:val="Heading3"/>
       </w:pPr>
       <w:r>
-        <w:t xml:space="preserve">No effect of weather</w:t>
+        <w:t xml:space="preserve">No effect of sun or wind</w:t>
       </w:r>
     </w:p>
     <w:p>
@@ -503,7 +487,7 @@
         </w:numPr>
       </w:pPr>
       <w:r>
-        <w:t xml:space="preserve">Could be shorter or longer</w:t>
+        <w:t xml:space="preserve">Could be shorter or longer - no specific pattern</w:t>
       </w:r>
     </w:p>
     <w:p>
@@ -515,7 +499,13 @@
         </w:numPr>
       </w:pPr>
       <w:r>
-        <w:t xml:space="preserve">Then we reject the idea above that there is no effect</w:t>
+        <w:t xml:space="preserve">Then we reject the idea above that there is no effect of the</w:t>
+      </w:r>
+      <w:r>
+        <w:t xml:space="preserve"> </w:t>
+      </w:r>
+      <w:r>
+        <w:t xml:space="preserve">treatment</w:t>
       </w:r>
     </w:p>
     <w:p>
@@ -539,7 +529,7 @@
         </w:numPr>
       </w:pPr>
       <w:r>
-        <w:t xml:space="preserve">This is called the Alternate Hypothesis</w:t>
+        <w:t xml:space="preserve">This is called the Alternate Hypothesis or Ha</w:t>
       </w:r>
     </w:p>
     <w:p>
@@ -557,7 +547,17 @@
         <w:t xml:space="preserve"> </w:t>
       </w:r>
       <w:r>
-        <w:t xml:space="preserve">becomes a prediction</w:t>
+        <w:t xml:space="preserve">becomes a</w:t>
+      </w:r>
+      <w:r>
+        <w:t xml:space="preserve"> </w:t>
+      </w:r>
+      <w:r>
+        <w:rPr>
+          <w:b/>
+          <w:bCs/>
+        </w:rPr>
+        <w:t xml:space="preserve">prediction</w:t>
       </w:r>
     </w:p>
     <w:bookmarkEnd w:id="28"/>
@@ -571,13 +571,13 @@
         <w:t xml:space="preserve">How would we collect data to test this?</w:t>
       </w:r>
     </w:p>
-    <w:bookmarkStart w:id="30" w:name="Xb7011d357a524eace06fc3aabd8bb76458344cb"/>
+    <w:bookmarkStart w:id="30" w:name="Xfa25d11df19d067a6daf083ab7db92857c0af34"/>
     <w:p>
       <w:pPr>
         <w:pStyle w:val="Heading3"/>
       </w:pPr>
       <w:r>
-        <w:t xml:space="preserve">Can we collect needles from this tree and do the test?</w:t>
+        <w:t xml:space="preserve">Can we collect needles from one tree tree and do the test?</w:t>
       </w:r>
     </w:p>
     <w:p>
@@ -589,13 +589,13 @@
         </w:numPr>
       </w:pPr>
       <w:r>
-        <w:t xml:space="preserve">NO – this is because this tree might have short needles – no</w:t>
-      </w:r>
-      <w:r>
-        <w:t xml:space="preserve"> </w:t>
-      </w:r>
-      <w:r>
-        <w:t xml:space="preserve">judging…</w:t>
+        <w:t xml:space="preserve">NO – this is because this tree might have short needles — bad joke</w:t>
+      </w:r>
+      <w:r>
+        <w:t xml:space="preserve"> </w:t>
+      </w:r>
+      <w:r>
+        <w:t xml:space="preserve">hidden…</w:t>
       </w:r>
     </w:p>
     <w:p>
@@ -617,7 +617,7 @@
           <w:b/>
           <w:bCs/>
         </w:rPr>
-        <w:t xml:space="preserve">pseudo replication</w:t>
+        <w:t xml:space="preserve">pseudoreplication see Hurlbert</w:t>
       </w:r>
     </w:p>
     <w:bookmarkEnd w:id="30"/>
@@ -657,17 +657,17 @@
         <w:t xml:space="preserve"> </w:t>
       </w:r>
       <w:r>
-        <w:t xml:space="preserve">them and use that as a single replicate</w:t>
+        <w:t xml:space="preserve">them and use that as a single replicate for each side</w:t>
       </w:r>
     </w:p>
     <w:bookmarkEnd w:id="31"/>
-    <w:bookmarkStart w:id="32" w:name="X947822579e4d7724aaf77810b2344f23627a973"/>
+    <w:bookmarkStart w:id="32" w:name="X4e1d256b1f90cccc4eebb846db96b33535ec3ae"/>
     <w:p>
       <w:pPr>
         <w:pStyle w:val="Heading3"/>
       </w:pPr>
       <w:r>
-        <w:t xml:space="preserve">We also need to be sure our sample is random</w:t>
+        <w:t xml:space="preserve">We also need to be sure our sample is randomly selected</w:t>
       </w:r>
     </w:p>
     <w:p>
@@ -748,7 +748,7 @@
         </w:numPr>
       </w:pPr>
       <w:r>
-        <w:t xml:space="preserve">species</w:t>
+        <w:t xml:space="preserve">sunny or shady</w:t>
       </w:r>
     </w:p>
     <w:p>
@@ -760,7 +760,19 @@
         </w:numPr>
       </w:pPr>
       <w:r>
-        <w:t xml:space="preserve">pine needle lenght</w:t>
+        <w:t xml:space="preserve">species</w:t>
+      </w:r>
+    </w:p>
+    <w:p>
+      <w:pPr>
+        <w:pStyle w:val="Compact"/>
+        <w:numPr>
+          <w:ilvl w:val="1"/>
+          <w:numId w:val="1016"/>
+        </w:numPr>
+      </w:pPr>
+      <w:r>
+        <w:t xml:space="preserve">pine needle length</w:t>
       </w:r>
     </w:p>
     <w:p>
@@ -788,13 +800,13 @@
       </w:r>
     </w:p>
     <w:bookmarkEnd w:id="34"/>
-    <w:bookmarkStart w:id="36" w:name="so-go-out-and-collect-needles"/>
+    <w:bookmarkStart w:id="36" w:name="so-each-group-go-out-and-collect-needles"/>
     <w:p>
       <w:pPr>
         <w:pStyle w:val="Heading1"/>
       </w:pPr>
       <w:r>
-        <w:t xml:space="preserve">So go out and collect needles</w:t>
+        <w:t xml:space="preserve">So each group go out and collect needles</w:t>
       </w:r>
     </w:p>
     <w:p>
@@ -806,7 +818,7 @@
         </w:numPr>
       </w:pPr>
       <w:r>
-        <w:t xml:space="preserve">20 needles from the windward side</w:t>
+        <w:t xml:space="preserve">1 branch or 20 needles from the sunny or windward side</w:t>
       </w:r>
     </w:p>
     <w:p>
@@ -818,7 +830,7 @@
         </w:numPr>
       </w:pPr>
       <w:r>
-        <w:t xml:space="preserve">20 needles from the leeward side</w:t>
+        <w:t xml:space="preserve">1 branch or 20 needles from the shady or leeward side</w:t>
       </w:r>
     </w:p>
     <w:p>
@@ -837,6 +849,18 @@
       </w:r>
       <w:r>
         <w:t xml:space="preserve">base of the needle…</w:t>
+      </w:r>
+    </w:p>
+    <w:p>
+      <w:pPr>
+        <w:pStyle w:val="Compact"/>
+        <w:numPr>
+          <w:ilvl w:val="0"/>
+          <w:numId w:val="1017"/>
+        </w:numPr>
+      </w:pPr>
+      <w:r>
+        <w:t xml:space="preserve">We will also use the inner 3 inches from the base of the branch</w:t>
       </w:r>
     </w:p>
     <w:bookmarkStart w:id="35" w:name="X4b72ecbab1c32bc496e036fe088b5cdc7150de9"/>
@@ -870,6 +894,26 @@
     </w:p>
     <w:p>
       <w:pPr>
+        <w:pStyle w:val="FirstParagraph"/>
+      </w:pPr>
+      <w:r>
+        <w:t xml:space="preserve">Note - setting up how you work with data and what you call each variable</w:t>
+      </w:r>
+      <w:r>
+        <w:t xml:space="preserve"> </w:t>
+      </w:r>
+      <w:r>
+        <w:t xml:space="preserve">will save you TONS of time later on. This is called controlled</w:t>
+      </w:r>
+      <w:r>
+        <w:t xml:space="preserve"> </w:t>
+      </w:r>
+      <w:r>
+        <w:t xml:space="preserve">vocabulary</w:t>
+      </w:r>
+    </w:p>
+    <w:p>
+      <w:pPr>
         <w:pStyle w:val="Compact"/>
         <w:numPr>
           <w:ilvl w:val="0"/>
@@ -965,7 +1009,7 @@
         </w:numPr>
       </w:pPr>
       <w:r>
-        <w:t xml:space="preserve">wind - windward or leeward as it may change</w:t>
+        <w:t xml:space="preserve">wind or sun - windward or leeward as it may change</w:t>
       </w:r>
     </w:p>
     <w:p>
@@ -989,7 +1033,7 @@
         </w:numPr>
       </w:pPr>
       <w:r>
-        <w:t xml:space="preserve">Pine needle length – length_mm</w:t>
+        <w:t xml:space="preserve">Pine needle length – what do we call it?</w:t>
       </w:r>
     </w:p>
     <w:p>
@@ -1096,7 +1140,13 @@
         </w:numPr>
       </w:pPr>
       <w:r>
-        <w:t xml:space="preserve">Select 3 pine needles and number 1, 2, 3</w:t>
+        <w:t xml:space="preserve">Select 3 pine needles and number 1, 2, 3 and put at the front of the</w:t>
+      </w:r>
+      <w:r>
+        <w:t xml:space="preserve"> </w:t>
+      </w:r>
+      <w:r>
+        <w:t xml:space="preserve">room</w:t>
       </w:r>
     </w:p>
     <w:p>
@@ -1108,7 +1158,7 @@
         </w:numPr>
       </w:pPr>
       <w:r>
-        <w:t xml:space="preserve">Open a separate shared spreadsheet</w:t>
+        <w:t xml:space="preserve">Each person needs to measure the 3 needles and record on paper</w:t>
       </w:r>
     </w:p>
     <w:p>
@@ -1120,7 +1170,7 @@
         </w:numPr>
       </w:pPr>
       <w:r>
-        <w:t xml:space="preserve">Have everyone measure the 3 needles</w:t>
+        <w:t xml:space="preserve">Enter name</w:t>
       </w:r>
     </w:p>
     <w:p>
@@ -1132,7 +1182,7 @@
         </w:numPr>
       </w:pPr>
       <w:r>
-        <w:t xml:space="preserve">Enter their name</w:t>
+        <w:t xml:space="preserve">Enter pine needle number</w:t>
       </w:r>
     </w:p>
     <w:p>
@@ -1144,31 +1194,7 @@
         </w:numPr>
       </w:pPr>
       <w:r>
-        <w:t xml:space="preserve">Enter pine needle number</w:t>
-      </w:r>
-    </w:p>
-    <w:p>
-      <w:pPr>
-        <w:pStyle w:val="Compact"/>
-        <w:numPr>
-          <w:ilvl w:val="0"/>
-          <w:numId w:val="1023"/>
-        </w:numPr>
-      </w:pPr>
-      <w:r>
-        <w:t xml:space="preserve">Enter the length</w:t>
-      </w:r>
-    </w:p>
-    <w:p>
-      <w:pPr>
-        <w:pStyle w:val="Compact"/>
-        <w:numPr>
-          <w:ilvl w:val="0"/>
-          <w:numId w:val="1023"/>
-        </w:numPr>
-      </w:pPr>
-      <w:r>
-        <w:t xml:space="preserve">Record the length of each</w:t>
+        <w:t xml:space="preserve">Enter the length as mm</w:t>
       </w:r>
     </w:p>
     <w:bookmarkStart w:id="39" w:name="X5eb692565c9e281b453912cb6ac3daa3f573824"/>
@@ -1286,7 +1312,7 @@
       <w:r>
         <w:drawing>
           <wp:inline>
-            <wp:extent cx="6578600" cy="4279381"/>
+            <wp:extent cx="5248275" cy="3414004"/>
             <wp:effectExtent b="0" l="0" r="0" t="0"/>
             <wp:docPr descr="" title="" id="43" name="Picture"/>
             <a:graphic>
@@ -1307,7 +1333,7 @@
                   <pic:spPr bwMode="auto">
                     <a:xfrm>
                       <a:off x="0" y="0"/>
-                      <a:ext cx="6578600" cy="4279381"/>
+                      <a:ext cx="5248275" cy="3414004"/>
                     </a:xfrm>
                     <a:prstGeom prst="rect">
                       <a:avLst/>
@@ -1587,7 +1613,7 @@
       <w:r>
         <w:drawing>
           <wp:inline>
-            <wp:extent cx="6578600" cy="4977830"/>
+            <wp:extent cx="5238750" cy="3964006"/>
             <wp:effectExtent b="0" l="0" r="0" t="0"/>
             <wp:docPr descr="" title="" id="50" name="Picture"/>
             <a:graphic>
@@ -1608,7 +1634,7 @@
                   <pic:spPr bwMode="auto">
                     <a:xfrm>
                       <a:off x="0" y="0"/>
-                      <a:ext cx="6578600" cy="4977830"/>
+                      <a:ext cx="5238750" cy="3964006"/>
                     </a:xfrm>
                     <a:prstGeom prst="rect">
                       <a:avLst/>
@@ -1906,7 +1932,7 @@
         </w:numPr>
       </w:pPr>
       <w:r>
-        <w:t xml:space="preserve">THIS WILL GET WERIOUSLY OLD IF YOU HAVE TO RETYPE ALL THE TIME!!!</w:t>
+        <w:t xml:space="preserve">THIS WILL GET SERIOUSLY OLD IF YOU HAVE TO RETYPE ALL THE TIME!!!</w:t>
       </w:r>
     </w:p>
     <w:p>
@@ -1918,7 +1944,7 @@
         </w:numPr>
       </w:pPr>
       <w:r>
-        <w:t xml:space="preserve">So we make command files or scirpts</w:t>
+        <w:t xml:space="preserve">So we make command files or scripts</w:t>
       </w:r>
     </w:p>
     <w:bookmarkEnd w:id="53"/>
@@ -2321,6 +2347,7 @@
     </w:p>
     <w:p>
       <w:pPr>
+        <w:pStyle w:val="Compact"/>
         <w:numPr>
           <w:ilvl w:val="0"/>
           <w:numId w:val="1037"/>
@@ -2347,6 +2374,7 @@
     </w:p>
     <w:p>
       <w:pPr>
+        <w:pStyle w:val="Compact"/>
         <w:numPr>
           <w:ilvl w:val="0"/>
           <w:numId w:val="1037"/>
@@ -2379,6 +2407,7 @@
     </w:p>
     <w:p>
       <w:pPr>
+        <w:pStyle w:val="Compact"/>
         <w:numPr>
           <w:ilvl w:val="0"/>
           <w:numId w:val="1037"/>
